--- a/appunti.docx
+++ b/appunti.docx
@@ -656,6 +656,34 @@
     <w:p>
       <w:r>
         <w:t>Con aggiunta che magari consiglia anche un cinema per i film attualmente in produzione</w:t>
+      </w:r>
+    </w:p>
+    <w:p>
+      <w:pPr>
+        <w:pBdr>
+          <w:bottom w:val="single" w:sz="6" w:space="1" w:color="auto"/>
+        </w:pBdr>
+      </w:pPr>
+    </w:p>
+    <w:p/>
+    <w:p>
+      <w:r>
+        <w:t>Creo i connettori del modello</w:t>
+      </w:r>
+    </w:p>
+    <w:p>
+      <w:r>
+        <w:t>Creo un file app.py e uno frontend.py</w:t>
+      </w:r>
+    </w:p>
+    <w:p>
+      <w:r>
+        <w:t>In frontend.py ci faccio streamlit che quando clicco o invio qualcosa fa una chiamata post all’indirizzo di fast api.</w:t>
+      </w:r>
+    </w:p>
+    <w:p>
+      <w:r>
+        <w:t>In app.py metto fastApi e gli dico come deve rispondere.</w:t>
       </w:r>
     </w:p>
     <w:p/>
@@ -1885,6 +1913,7 @@
   <w:style w:type="character" w:default="1" w:styleId="DefaultParagraphFont">
     <w:name w:val="Default Paragraph Font"/>
     <w:uiPriority w:val="1"/>
+    <w:semiHidden/>
     <w:unhideWhenUsed/>
   </w:style>
   <w:style w:type="table" w:default="1" w:styleId="TableNormal">

--- a/appunti.docx
+++ b/appunti.docx
@@ -686,7 +686,166 @@
         <w:t>In app.py metto fastApi e gli dico come deve rispondere.</w:t>
       </w:r>
     </w:p>
-    <w:p/>
+    <w:p>
+      <w:pPr>
+        <w:pBdr>
+          <w:bottom w:val="single" w:sz="6" w:space="1" w:color="auto"/>
+        </w:pBdr>
+      </w:pPr>
+    </w:p>
+    <w:p>
+      <w:proofErr w:type="spellStart"/>
+      <w:r>
+        <w:t>CosmosDB</w:t>
+      </w:r>
+      <w:proofErr w:type="spellEnd"/>
+      <w:r>
+        <w:t xml:space="preserve"> </w:t>
+      </w:r>
+      <w:proofErr w:type="spellStart"/>
+      <w:r>
+        <w:t>NoSQL</w:t>
+      </w:r>
+      <w:proofErr w:type="spellEnd"/>
+      <w:r>
+        <w:t xml:space="preserve"> database dis</w:t>
+      </w:r>
+      <w:r>
+        <w:t>tribuito</w:t>
+      </w:r>
+    </w:p>
+    <w:p>
+      <w:r>
+        <w:t>Database</w:t>
+      </w:r>
+    </w:p>
+    <w:p>
+      <w:pPr>
+        <w:rPr>
+          <w:lang w:val="en-US"/>
+        </w:rPr>
+      </w:pPr>
+      <w:r>
+        <w:rPr>
+          <w:lang w:val="en-US"/>
+        </w:rPr>
+        <w:t>Container</w:t>
+      </w:r>
+    </w:p>
+    <w:p>
+      <w:pPr>
+        <w:rPr>
+          <w:lang w:val="en-US"/>
+        </w:rPr>
+      </w:pPr>
+      <w:r>
+        <w:rPr>
+          <w:lang w:val="en-US"/>
+        </w:rPr>
+        <w:lastRenderedPageBreak/>
+        <w:t>Item</w:t>
+      </w:r>
+    </w:p>
+    <w:p>
+      <w:pPr>
+        <w:rPr>
+          <w:lang w:val="en-US"/>
+        </w:rPr>
+      </w:pPr>
+    </w:p>
+    <w:p>
+      <w:r>
+        <w:t xml:space="preserve">La </w:t>
+      </w:r>
+      <w:proofErr w:type="spellStart"/>
+      <w:r>
+        <w:t>partition</w:t>
+      </w:r>
+      <w:proofErr w:type="spellEnd"/>
+      <w:r>
+        <w:t xml:space="preserve"> Key crea partizio</w:t>
+      </w:r>
+      <w:r>
+        <w:t>ni logiche, essendo un database distribuito serve per cercare gli elementi più velocemente.</w:t>
+      </w:r>
+    </w:p>
+    <w:p>
+      <w:proofErr w:type="spellStart"/>
+      <w:r>
+        <w:t>Primary</w:t>
+      </w:r>
+      <w:proofErr w:type="spellEnd"/>
+      <w:r>
+        <w:t xml:space="preserve"> Key: id + </w:t>
+      </w:r>
+      <w:proofErr w:type="spellStart"/>
+      <w:r>
+        <w:t>partition_key</w:t>
+      </w:r>
+      <w:proofErr w:type="spellEnd"/>
+    </w:p>
+    <w:p>
+      <w:r>
+        <w:t xml:space="preserve">L’id è assegnato automaticamente da </w:t>
+      </w:r>
+      <w:proofErr w:type="spellStart"/>
+      <w:r>
+        <w:t>cosmos</w:t>
+      </w:r>
+      <w:proofErr w:type="spellEnd"/>
+    </w:p>
+    <w:p>
+      <w:r>
+        <w:t>(</w:t>
+      </w:r>
+      <w:proofErr w:type="spellStart"/>
+      <w:r>
+        <w:t>partitioning</w:t>
+      </w:r>
+      <w:proofErr w:type="spellEnd"/>
+      <w:r>
+        <w:t xml:space="preserve"> and </w:t>
+      </w:r>
+      <w:proofErr w:type="spellStart"/>
+      <w:r>
+        <w:t>replication</w:t>
+      </w:r>
+      <w:proofErr w:type="spellEnd"/>
+      <w:r>
+        <w:t>)</w:t>
+      </w:r>
+    </w:p>
+    <w:p>
+      <w:r>
+        <w:t xml:space="preserve">Se imposti la </w:t>
+      </w:r>
+      <w:proofErr w:type="spellStart"/>
+      <w:r>
+        <w:t>Partition</w:t>
+      </w:r>
+      <w:proofErr w:type="spellEnd"/>
+      <w:r>
+        <w:t xml:space="preserve"> Key su /</w:t>
+      </w:r>
+      <w:proofErr w:type="spellStart"/>
+      <w:r>
+        <w:t>userId</w:t>
+      </w:r>
+      <w:proofErr w:type="spellEnd"/>
+      <w:r>
+        <w:t xml:space="preserve">, tutti i documenti JSON (le varie chat) appartenenti allo stesso utente verranno memorizzati all'interno della </w:t>
+      </w:r>
+      <w:r>
+        <w:rPr>
+          <w:b/>
+          <w:bCs/>
+        </w:rPr>
+        <w:t>stessa partizione logica</w:t>
+      </w:r>
+      <w:r>
+        <w:t xml:space="preserve"> (ovvero sullo stesso server fisico di Azure).</w:t>
+      </w:r>
+    </w:p>
     <w:sectPr>
       <w:pgSz w:w="11906" w:h="16838"/>
       <w:pgMar w:top="1440" w:right="1440" w:bottom="1440" w:left="1440" w:header="708" w:footer="708" w:gutter="0"/>
@@ -1913,7 +2072,6 @@
   <w:style w:type="character" w:default="1" w:styleId="DefaultParagraphFont">
     <w:name w:val="Default Paragraph Font"/>
     <w:uiPriority w:val="1"/>
-    <w:semiHidden/>
     <w:unhideWhenUsed/>
   </w:style>
   <w:style w:type="table" w:default="1" w:styleId="TableNormal">

--- a/appunti.docx
+++ b/appunti.docx
@@ -694,21 +694,11 @@
       </w:pPr>
     </w:p>
     <w:p>
-      <w:proofErr w:type="spellStart"/>
       <w:r>
         <w:t>CosmosDB</w:t>
       </w:r>
-      <w:proofErr w:type="spellEnd"/>
-      <w:r>
-        <w:t xml:space="preserve"> </w:t>
-      </w:r>
-      <w:proofErr w:type="spellStart"/>
-      <w:r>
-        <w:t>NoSQL</w:t>
-      </w:r>
-      <w:proofErr w:type="spellEnd"/>
-      <w:r>
-        <w:t xml:space="preserve"> database dis</w:t>
+      <w:r>
+        <w:t xml:space="preserve"> NoSQL database dis</w:t>
       </w:r>
       <w:r>
         <w:t>tribuito</w:t>
@@ -720,130 +710,75 @@
       </w:r>
     </w:p>
     <w:p>
-      <w:pPr>
-        <w:rPr>
-          <w:lang w:val="en-US"/>
-        </w:rPr>
-      </w:pPr>
-      <w:r>
-        <w:rPr>
-          <w:lang w:val="en-US"/>
-        </w:rPr>
+      <w:r>
         <w:t>Container</w:t>
       </w:r>
     </w:p>
     <w:p>
-      <w:pPr>
-        <w:rPr>
-          <w:lang w:val="en-US"/>
-        </w:rPr>
-      </w:pPr>
-      <w:r>
-        <w:rPr>
-          <w:lang w:val="en-US"/>
-        </w:rPr>
+      <w:r>
         <w:lastRenderedPageBreak/>
         <w:t>Item</w:t>
       </w:r>
     </w:p>
-    <w:p>
-      <w:pPr>
+    <w:p/>
+    <w:p>
+      <w:r>
+        <w:t>La partition Key crea partizio</w:t>
+      </w:r>
+      <w:r>
+        <w:t>ni logiche, essendo un database distribuito serve per cercare gli elementi più velocemente.</w:t>
+      </w:r>
+    </w:p>
+    <w:p>
+      <w:r>
+        <w:t>Primary Key: id + partition_key</w:t>
+      </w:r>
+    </w:p>
+    <w:p>
+      <w:r>
+        <w:t>L’id è assegnato automaticamente da cosmos</w:t>
+      </w:r>
+    </w:p>
+    <w:p>
+      <w:r>
+        <w:t>(partitioning and replication)</w:t>
+      </w:r>
+    </w:p>
+    <w:p>
+      <w:r>
+        <w:t xml:space="preserve">Se imposti la Partition Key su /userId, tutti i documenti JSON (le varie chat) appartenenti allo stesso utente verranno memorizzati all'interno della </w:t>
+      </w:r>
+      <w:r>
+        <w:rPr>
+          <w:b/>
+          <w:bCs/>
+        </w:rPr>
+        <w:t>stessa partizione logica</w:t>
+      </w:r>
+      <w:r>
+        <w:t xml:space="preserve"> (ovvero sullo stesso server fisico di Azure).</w:t>
+      </w:r>
+    </w:p>
+    <w:p>
+      <w:pPr>
+        <w:pBdr>
+          <w:bottom w:val="single" w:sz="6" w:space="1" w:color="auto"/>
+        </w:pBdr>
+      </w:pPr>
+    </w:p>
+    <w:p/>
+    <w:p>
+      <w:r>
         <w:rPr>
           <w:lang w:val="en-US"/>
         </w:rPr>
-      </w:pPr>
-    </w:p>
-    <w:p>
-      <w:r>
-        <w:t xml:space="preserve">La </w:t>
-      </w:r>
-      <w:proofErr w:type="spellStart"/>
-      <w:r>
-        <w:t>partition</w:t>
-      </w:r>
-      <w:proofErr w:type="spellEnd"/>
-      <w:r>
-        <w:t xml:space="preserve"> Key crea partizio</w:t>
-      </w:r>
-      <w:r>
-        <w:t>ni logiche, essendo un database distribuito serve per cercare gli elementi più velocemente.</w:t>
-      </w:r>
-    </w:p>
-    <w:p>
-      <w:proofErr w:type="spellStart"/>
-      <w:r>
-        <w:t>Primary</w:t>
-      </w:r>
-      <w:proofErr w:type="spellEnd"/>
-      <w:r>
-        <w:t xml:space="preserve"> Key: id + </w:t>
-      </w:r>
-      <w:proofErr w:type="spellStart"/>
-      <w:r>
-        <w:t>partition_key</w:t>
-      </w:r>
-      <w:proofErr w:type="spellEnd"/>
-    </w:p>
-    <w:p>
-      <w:r>
-        <w:t xml:space="preserve">L’id è assegnato automaticamente da </w:t>
-      </w:r>
-      <w:proofErr w:type="spellStart"/>
-      <w:r>
-        <w:t>cosmos</w:t>
-      </w:r>
-      <w:proofErr w:type="spellEnd"/>
-    </w:p>
-    <w:p>
-      <w:r>
-        <w:t>(</w:t>
-      </w:r>
-      <w:proofErr w:type="spellStart"/>
-      <w:r>
-        <w:t>partitioning</w:t>
-      </w:r>
-      <w:proofErr w:type="spellEnd"/>
-      <w:r>
-        <w:t xml:space="preserve"> and </w:t>
-      </w:r>
-      <w:proofErr w:type="spellStart"/>
-      <w:r>
-        <w:t>replication</w:t>
-      </w:r>
-      <w:proofErr w:type="spellEnd"/>
-      <w:r>
-        <w:t>)</w:t>
-      </w:r>
-    </w:p>
-    <w:p>
-      <w:r>
-        <w:t xml:space="preserve">Se imposti la </w:t>
-      </w:r>
-      <w:proofErr w:type="spellStart"/>
-      <w:r>
-        <w:t>Partition</w:t>
-      </w:r>
-      <w:proofErr w:type="spellEnd"/>
-      <w:r>
-        <w:t xml:space="preserve"> Key su /</w:t>
-      </w:r>
-      <w:proofErr w:type="spellStart"/>
-      <w:r>
-        <w:t>userId</w:t>
-      </w:r>
-      <w:proofErr w:type="spellEnd"/>
-      <w:r>
-        <w:t xml:space="preserve">, tutti i documenti JSON (le varie chat) appartenenti allo stesso utente verranno memorizzati all'interno della </w:t>
-      </w:r>
-      <w:r>
-        <w:rPr>
-          <w:b/>
-          <w:bCs/>
-        </w:rPr>
-        <w:t>stessa partizione logica</w:t>
-      </w:r>
-      <w:r>
-        <w:t xml:space="preserve"> (ovvero sullo stesso server fisico di Azure).</w:t>
+        <w:t xml:space="preserve">L’auth token è nelle DEPENDS. </w:t>
+      </w:r>
+      <w:r>
+        <w:t>Viene inviato nell’header ad ogni r</w:t>
+      </w:r>
+      <w:r>
+        <w:t>ichiesta e viene validato, se la validation fallisce per qualche motivo mi dà errore.</w:t>
       </w:r>
     </w:p>
     <w:sectPr>
@@ -2072,6 +2007,7 @@
   <w:style w:type="character" w:default="1" w:styleId="DefaultParagraphFont">
     <w:name w:val="Default Paragraph Font"/>
     <w:uiPriority w:val="1"/>
+    <w:semiHidden/>
     <w:unhideWhenUsed/>
   </w:style>
   <w:style w:type="table" w:default="1" w:styleId="TableNormal">

--- a/appunti.docx
+++ b/appunti.docx
@@ -44,7 +44,15 @@
         <w:t>Query Parameters</w:t>
       </w:r>
       <w:r>
-        <w:t xml:space="preserve"> (quelli dopo il punto di domanda ?).</w:t>
+        <w:t xml:space="preserve"> (quelli dopo il punto di </w:t>
+      </w:r>
+      <w:proofErr w:type="gramStart"/>
+      <w:r>
+        <w:t>domanda ?</w:t>
+      </w:r>
+      <w:proofErr w:type="gramEnd"/>
+      <w:r>
+        <w:t>).</w:t>
       </w:r>
     </w:p>
     <w:p>
@@ -87,8 +95,21 @@
       </w:r>
     </w:p>
     <w:p>
-      <w:r>
-        <w:t>Il team di marketing di un brand deve scrivere decine di post a settimana per LinkedIn, Instagram e X (Twitter). Ogni social ha le sue regole, e ogni campagna ha un tono di voce diverso.</w:t>
+      <w:proofErr w:type="gramStart"/>
+      <w:r>
+        <w:t>Il team</w:t>
+      </w:r>
+      <w:proofErr w:type="gramEnd"/>
+      <w:r>
+        <w:t xml:space="preserve"> di marketing di un </w:t>
+      </w:r>
+      <w:proofErr w:type="gramStart"/>
+      <w:r>
+        <w:t>brand</w:t>
+      </w:r>
+      <w:proofErr w:type="gramEnd"/>
+      <w:r>
+        <w:t xml:space="preserve"> deve scrivere decine di post a settimana per LinkedIn, Instagram e X (Twitter). Ogni social ha le sue regole, e ogni campagna ha un tono di voce diverso.</w:t>
       </w:r>
     </w:p>
     <w:p>
@@ -126,7 +147,15 @@
         <w:t>"Campagna Tech: usa un tono professionale ma giovanile, inserisci massimo 3 emoji e non usare mai la parola sinergia"</w:t>
       </w:r>
       <w:r>
-        <w:t>). Il team di comunicazione può modificare e testare questi prompt tramite API.</w:t>
+        <w:t xml:space="preserve">). </w:t>
+      </w:r>
+      <w:proofErr w:type="gramStart"/>
+      <w:r>
+        <w:t>Il team</w:t>
+      </w:r>
+      <w:proofErr w:type="gramEnd"/>
+      <w:r>
+        <w:t xml:space="preserve"> di comunicazione può modificare e testare questi prompt tramite API.</w:t>
       </w:r>
     </w:p>
     <w:p>
@@ -164,7 +193,15 @@
         <w:t>Azure AI Foundry</w:t>
       </w:r>
       <w:r>
-        <w:t>, adatta e genera i post per i diversi canali mantenendo il contesto del brand.</w:t>
+        <w:t xml:space="preserve">, adatta e genera i post per i diversi canali mantenendo il contesto del </w:t>
+      </w:r>
+      <w:proofErr w:type="gramStart"/>
+      <w:r>
+        <w:t>brand</w:t>
+      </w:r>
+      <w:proofErr w:type="gramEnd"/>
+      <w:r>
+        <w:t>.</w:t>
       </w:r>
     </w:p>
     <w:p>
@@ -182,7 +219,23 @@
         <w:t>Cosmos DB:</w:t>
       </w:r>
       <w:r>
-        <w:t xml:space="preserve"> Salva lo storico dei post generati, i feedback degli utenti (se il post è stato approvato o scartato) e le linee guida del brand.</w:t>
+        <w:t xml:space="preserve"> Salva lo storico dei post generati, i </w:t>
+      </w:r>
+      <w:proofErr w:type="gramStart"/>
+      <w:r>
+        <w:t>feedback</w:t>
+      </w:r>
+      <w:proofErr w:type="gramEnd"/>
+      <w:r>
+        <w:t xml:space="preserve"> degli utenti (se il post è stato approvato o scartato) e le linee guida del </w:t>
+      </w:r>
+      <w:proofErr w:type="gramStart"/>
+      <w:r>
+        <w:t>brand</w:t>
+      </w:r>
+      <w:proofErr w:type="gramEnd"/>
+      <w:r>
+        <w:t>.</w:t>
       </w:r>
     </w:p>
     <w:p>
@@ -470,7 +523,15 @@
         <w:t>Cosmos DB:</w:t>
       </w:r>
       <w:r>
-        <w:t xml:space="preserve"> Memorizza la libreria musicale di base, le playlist create dagli utenti e lo storico dei feedback (mi piace / non mi piace).</w:t>
+        <w:t xml:space="preserve"> Memorizza la libreria musicale di base, le playlist create dagli utenti e lo storico dei </w:t>
+      </w:r>
+      <w:proofErr w:type="gramStart"/>
+      <w:r>
+        <w:t>feedback</w:t>
+      </w:r>
+      <w:proofErr w:type="gramEnd"/>
+      <w:r>
+        <w:t xml:space="preserve"> (mi piace / non mi piace).</w:t>
       </w:r>
     </w:p>
     <w:p>
@@ -683,7 +744,15 @@
     </w:p>
     <w:p>
       <w:r>
-        <w:t>In app.py metto fastApi e gli dico come deve rispondere.</w:t>
+        <w:t xml:space="preserve">In app.py metto </w:t>
+      </w:r>
+      <w:proofErr w:type="gramStart"/>
+      <w:r>
+        <w:t>fastApi</w:t>
+      </w:r>
+      <w:proofErr w:type="gramEnd"/>
+      <w:r>
+        <w:t xml:space="preserve"> e gli dico come deve rispondere.</w:t>
       </w:r>
     </w:p>
     <w:p>
@@ -694,11 +763,21 @@
       </w:pPr>
     </w:p>
     <w:p>
+      <w:proofErr w:type="spellStart"/>
       <w:r>
         <w:t>CosmosDB</w:t>
       </w:r>
-      <w:r>
-        <w:t xml:space="preserve"> NoSQL database dis</w:t>
+      <w:proofErr w:type="spellEnd"/>
+      <w:r>
+        <w:t xml:space="preserve"> </w:t>
+      </w:r>
+      <w:proofErr w:type="spellStart"/>
+      <w:r>
+        <w:t>NoSQL</w:t>
+      </w:r>
+      <w:proofErr w:type="spellEnd"/>
+      <w:r>
+        <w:t xml:space="preserve"> database dis</w:t>
       </w:r>
       <w:r>
         <w:t>tribuito</w:t>
@@ -723,30 +802,85 @@
     <w:p/>
     <w:p>
       <w:r>
-        <w:t>La partition Key crea partizio</w:t>
+        <w:t xml:space="preserve">La </w:t>
+      </w:r>
+      <w:proofErr w:type="spellStart"/>
+      <w:r>
+        <w:t>partition</w:t>
+      </w:r>
+      <w:proofErr w:type="spellEnd"/>
+      <w:r>
+        <w:t xml:space="preserve"> Key crea partizio</w:t>
       </w:r>
       <w:r>
         <w:t>ni logiche, essendo un database distribuito serve per cercare gli elementi più velocemente.</w:t>
       </w:r>
     </w:p>
     <w:p>
-      <w:r>
-        <w:t>Primary Key: id + partition_key</w:t>
-      </w:r>
-    </w:p>
-    <w:p>
-      <w:r>
-        <w:t>L’id è assegnato automaticamente da cosmos</w:t>
-      </w:r>
-    </w:p>
-    <w:p>
-      <w:r>
-        <w:t>(partitioning and replication)</w:t>
-      </w:r>
-    </w:p>
-    <w:p>
-      <w:r>
-        <w:t xml:space="preserve">Se imposti la Partition Key su /userId, tutti i documenti JSON (le varie chat) appartenenti allo stesso utente verranno memorizzati all'interno della </w:t>
+      <w:proofErr w:type="spellStart"/>
+      <w:r>
+        <w:t>Primary</w:t>
+      </w:r>
+      <w:proofErr w:type="spellEnd"/>
+      <w:r>
+        <w:t xml:space="preserve"> Key: id + </w:t>
+      </w:r>
+      <w:proofErr w:type="spellStart"/>
+      <w:r>
+        <w:t>partition_key</w:t>
+      </w:r>
+      <w:proofErr w:type="spellEnd"/>
+    </w:p>
+    <w:p>
+      <w:r>
+        <w:t xml:space="preserve">L’id è assegnato automaticamente da </w:t>
+      </w:r>
+      <w:proofErr w:type="spellStart"/>
+      <w:r>
+        <w:t>cosmos</w:t>
+      </w:r>
+      <w:proofErr w:type="spellEnd"/>
+    </w:p>
+    <w:p>
+      <w:r>
+        <w:t>(</w:t>
+      </w:r>
+      <w:proofErr w:type="spellStart"/>
+      <w:r>
+        <w:t>partitioning</w:t>
+      </w:r>
+      <w:proofErr w:type="spellEnd"/>
+      <w:r>
+        <w:t xml:space="preserve"> and </w:t>
+      </w:r>
+      <w:proofErr w:type="spellStart"/>
+      <w:r>
+        <w:t>replication</w:t>
+      </w:r>
+      <w:proofErr w:type="spellEnd"/>
+      <w:r>
+        <w:t>)</w:t>
+      </w:r>
+    </w:p>
+    <w:p>
+      <w:r>
+        <w:t xml:space="preserve">Se imposti la </w:t>
+      </w:r>
+      <w:proofErr w:type="spellStart"/>
+      <w:r>
+        <w:t>Partition</w:t>
+      </w:r>
+      <w:proofErr w:type="spellEnd"/>
+      <w:r>
+        <w:t xml:space="preserve"> Key su /</w:t>
+      </w:r>
+      <w:proofErr w:type="spellStart"/>
+      <w:r>
+        <w:t>userId</w:t>
+      </w:r>
+      <w:proofErr w:type="spellEnd"/>
+      <w:r>
+        <w:t xml:space="preserve">, tutti i documenti JSON (le varie chat) appartenenti allo stesso utente verranno memorizzati all'interno della </w:t>
       </w:r>
       <w:r>
         <w:rPr>
@@ -768,17 +902,234 @@
     </w:p>
     <w:p/>
     <w:p>
+      <w:pPr>
+        <w:pBdr>
+          <w:bottom w:val="single" w:sz="6" w:space="1" w:color="auto"/>
+        </w:pBdr>
+      </w:pPr>
+      <w:proofErr w:type="spellStart"/>
       <w:r>
         <w:rPr>
           <w:lang w:val="en-US"/>
         </w:rPr>
-        <w:t xml:space="preserve">L’auth token è nelle DEPENDS. </w:t>
-      </w:r>
-      <w:r>
-        <w:t>Viene inviato nell’header ad ogni r</w:t>
-      </w:r>
-      <w:r>
-        <w:t>ichiesta e viene validato, se la validation fallisce per qualche motivo mi dà errore.</w:t>
+        <w:t>L’auth</w:t>
+      </w:r>
+      <w:proofErr w:type="spellEnd"/>
+      <w:r>
+        <w:rPr>
+          <w:lang w:val="en-US"/>
+        </w:rPr>
+        <w:t xml:space="preserve"> token è </w:t>
+      </w:r>
+      <w:proofErr w:type="spellStart"/>
+      <w:r>
+        <w:rPr>
+          <w:lang w:val="en-US"/>
+        </w:rPr>
+        <w:t>nelle</w:t>
+      </w:r>
+      <w:proofErr w:type="spellEnd"/>
+      <w:r>
+        <w:rPr>
+          <w:lang w:val="en-US"/>
+        </w:rPr>
+        <w:t xml:space="preserve"> DEPENDS. </w:t>
+      </w:r>
+      <w:r>
+        <w:t>Viene inviato nell’</w:t>
+      </w:r>
+      <w:proofErr w:type="spellStart"/>
+      <w:r>
+        <w:t>header</w:t>
+      </w:r>
+      <w:proofErr w:type="spellEnd"/>
+      <w:r>
+        <w:t xml:space="preserve"> ad ogni r</w:t>
+      </w:r>
+      <w:r>
+        <w:t xml:space="preserve">ichiesta e viene validato, se la </w:t>
+      </w:r>
+      <w:proofErr w:type="spellStart"/>
+      <w:r>
+        <w:t>validation</w:t>
+      </w:r>
+      <w:proofErr w:type="spellEnd"/>
+      <w:r>
+        <w:t xml:space="preserve"> fallisce per qualche motivo mi dà errore.</w:t>
+      </w:r>
+    </w:p>
+    <w:p/>
+    <w:p>
+      <w:proofErr w:type="spellStart"/>
+      <w:r>
+        <w:t>uv</w:t>
+      </w:r>
+      <w:proofErr w:type="spellEnd"/>
+      <w:r>
+        <w:t xml:space="preserve"> </w:t>
+      </w:r>
+      <w:proofErr w:type="spellStart"/>
+      <w:r>
+        <w:t>pip</w:t>
+      </w:r>
+      <w:proofErr w:type="spellEnd"/>
+      <w:r>
+        <w:t xml:space="preserve"> </w:t>
+      </w:r>
+      <w:proofErr w:type="spellStart"/>
+      <w:r>
+        <w:t>install</w:t>
+      </w:r>
+      <w:proofErr w:type="spellEnd"/>
+      <w:r>
+        <w:t xml:space="preserve"> </w:t>
+      </w:r>
+      <w:proofErr w:type="spellStart"/>
+      <w:r>
+        <w:t>pipreqs</w:t>
+      </w:r>
+      <w:proofErr w:type="spellEnd"/>
+      <w:r>
+        <w:t xml:space="preserve">    </w:t>
+      </w:r>
+    </w:p>
+    <w:p>
+      <w:proofErr w:type="spellStart"/>
+      <w:proofErr w:type="gramStart"/>
+      <w:r>
+        <w:t>pipreqs</w:t>
+      </w:r>
+      <w:proofErr w:type="spellEnd"/>
+      <w:r>
+        <w:t xml:space="preserve"> .</w:t>
+      </w:r>
+      <w:proofErr w:type="gramEnd"/>
+      <w:r>
+        <w:t xml:space="preserve"> --force  </w:t>
+      </w:r>
+    </w:p>
+    <w:p>
+      <w:proofErr w:type="spellStart"/>
+      <w:r>
+        <w:t>uv</w:t>
+      </w:r>
+      <w:proofErr w:type="spellEnd"/>
+      <w:r>
+        <w:t xml:space="preserve"> </w:t>
+      </w:r>
+      <w:proofErr w:type="spellStart"/>
+      <w:r>
+        <w:t>init</w:t>
+      </w:r>
+      <w:proofErr w:type="spellEnd"/>
+      <w:r>
+        <w:t xml:space="preserve"> --app     </w:t>
+      </w:r>
+    </w:p>
+    <w:p>
+      <w:pPr>
+        <w:rPr>
+          <w:lang w:val="en-US"/>
+        </w:rPr>
+      </w:pPr>
+      <w:proofErr w:type="spellStart"/>
+      <w:r>
+        <w:rPr>
+          <w:lang w:val="en-US"/>
+        </w:rPr>
+        <w:t>uv</w:t>
+      </w:r>
+      <w:proofErr w:type="spellEnd"/>
+      <w:r>
+        <w:rPr>
+          <w:lang w:val="en-US"/>
+        </w:rPr>
+        <w:t xml:space="preserve"> add --frozen -r requirements.txt   </w:t>
+      </w:r>
+    </w:p>
+    <w:p>
+      <w:pPr>
+        <w:rPr>
+          <w:lang w:val="en-US"/>
+        </w:rPr>
+      </w:pPr>
+      <w:proofErr w:type="spellStart"/>
+      <w:r>
+        <w:rPr>
+          <w:lang w:val="en-US"/>
+        </w:rPr>
+        <w:t>uv</w:t>
+      </w:r>
+      <w:proofErr w:type="spellEnd"/>
+      <w:r>
+        <w:rPr>
+          <w:lang w:val="en-US"/>
+        </w:rPr>
+        <w:t xml:space="preserve"> </w:t>
+      </w:r>
+      <w:proofErr w:type="spellStart"/>
+      <w:r>
+        <w:rPr>
+          <w:lang w:val="en-US"/>
+        </w:rPr>
+        <w:t>venv</w:t>
+      </w:r>
+      <w:proofErr w:type="spellEnd"/>
+      <w:r>
+        <w:rPr>
+          <w:lang w:val="en-US"/>
+        </w:rPr>
+        <w:t xml:space="preserve">  </w:t>
+      </w:r>
+    </w:p>
+    <w:p>
+      <w:pPr>
+        <w:rPr>
+          <w:lang w:val="en-US"/>
+        </w:rPr>
+      </w:pPr>
+      <w:proofErr w:type="spellStart"/>
+      <w:r>
+        <w:rPr>
+          <w:lang w:val="en-US"/>
+        </w:rPr>
+        <w:t>uv</w:t>
+      </w:r>
+      <w:proofErr w:type="spellEnd"/>
+      <w:r>
+        <w:rPr>
+          <w:lang w:val="en-US"/>
+        </w:rPr>
+        <w:t xml:space="preserve"> sync</w:t>
+      </w:r>
+    </w:p>
+    <w:p>
+      <w:pPr>
+        <w:rPr>
+          <w:lang w:val="en-US"/>
+        </w:rPr>
+      </w:pPr>
+      <w:proofErr w:type="gramStart"/>
+      <w:r>
+        <w:rPr>
+          <w:lang w:val="en-US"/>
+        </w:rPr>
+        <w:t>.</w:t>
+      </w:r>
+      <w:proofErr w:type="spellStart"/>
+      <w:r>
+        <w:rPr>
+          <w:lang w:val="en-US"/>
+        </w:rPr>
+        <w:t>venv</w:t>
+      </w:r>
+      <w:proofErr w:type="spellEnd"/>
+      <w:proofErr w:type="gramEnd"/>
+      <w:r>
+        <w:rPr>
+          <w:lang w:val="en-US"/>
+        </w:rPr>
+        <w:t xml:space="preserve">\Scripts\activate    </w:t>
       </w:r>
     </w:p>
     <w:sectPr>
